--- a/project/documents/communications/ownershipchange_fax.docx
+++ b/project/documents/communications/ownershipchange_fax.docx
@@ -1,6 +1,6 @@
 
 <file path=word/document.xml><?xml version="1.0" encoding="utf-8"?>
-<w:document xmlns:wpc="http://schemas.microsoft.com/office/word/2010/wordprocessingCanvas" xmlns:cx="http://schemas.microsoft.com/office/drawing/2014/chartex" xmlns:cx1="http://schemas.microsoft.com/office/drawing/2015/9/8/chartex" xmlns:cx2="http://schemas.microsoft.com/office/drawing/2015/10/21/chartex" xmlns:cx3="http://schemas.microsoft.com/office/drawing/2016/5/9/chartex" xmlns:cx4="http://schemas.microsoft.com/office/drawing/2016/5/10/chartex" xmlns:cx5="http://schemas.microsoft.com/office/drawing/2016/5/11/chartex" xmlns:cx6="http://schemas.microsoft.com/office/drawing/2016/5/12/chartex" xmlns:cx7="http://schemas.microsoft.com/office/drawing/2016/5/13/chartex" xmlns:cx8="http://schemas.microsoft.com/office/drawing/2016/5/14/chartex" xmlns:mc="http://schemas.openxmlformats.org/markup-compatibility/2006" xmlns:aink="http://schemas.microsoft.com/office/drawing/2016/ink" xmlns:am3d="http://schemas.microsoft.com/office/drawing/2017/model3d" xmlns:o="urn:schemas-microsoft-com:office:office" xmlns:oel="http://schemas.microsoft.com/office/2019/extlst" xmlns:r="http://schemas.openxmlformats.org/officeDocument/2006/relationships" xmlns:m="http://schemas.openxmlformats.org/officeDocument/2006/math" xmlns:v="urn:schemas-microsoft-com:vml" xmlns:wp14="http://schemas.microsoft.com/office/word/2010/wordprocessingDrawing" xmlns:wp="http://schemas.openxmlformats.org/drawingml/2006/wordprocessingDrawing" xmlns:w10="urn:schemas-microsoft-com:office:word" xmlns:w="http://schemas.openxmlformats.org/wordprocessingml/2006/main" xmlns:w14="http://schemas.microsoft.com/office/word/2010/wordml" xmlns:w15="http://schemas.microsoft.com/office/word/2012/wordml" xmlns:w16cex="http://schemas.microsoft.com/office/word/2018/wordml/cex" xmlns:w16cid="http://schemas.microsoft.com/office/word/2016/wordml/cid" xmlns:w16="http://schemas.microsoft.com/office/word/2018/wordml" xmlns:w16sdtdh="http://schemas.microsoft.com/office/word/2020/wordml/sdtdatahash" xmlns:w16se="http://schemas.microsoft.com/office/word/2015/wordml/symex" xmlns:wpg="http://schemas.microsoft.com/office/word/2010/wordprocessingGroup" xmlns:wpi="http://schemas.microsoft.com/office/word/2010/wordprocessingInk" xmlns:wne="http://schemas.microsoft.com/office/word/2006/wordml" xmlns:wps="http://schemas.microsoft.com/office/word/2010/wordprocessingShape" mc:Ignorable="w14 w15 w16se w16cid w16 w16cex w16sdtdh wp14">
+<w:document xmlns:wpc="http://schemas.microsoft.com/office/word/2010/wordprocessingCanvas" xmlns:cx="http://schemas.microsoft.com/office/drawing/2014/chartex" xmlns:cx1="http://schemas.microsoft.com/office/drawing/2015/9/8/chartex" xmlns:cx2="http://schemas.microsoft.com/office/drawing/2015/10/21/chartex" xmlns:cx3="http://schemas.microsoft.com/office/drawing/2016/5/9/chartex" xmlns:cx4="http://schemas.microsoft.com/office/drawing/2016/5/10/chartex" xmlns:cx5="http://schemas.microsoft.com/office/drawing/2016/5/11/chartex" xmlns:cx6="http://schemas.microsoft.com/office/drawing/2016/5/12/chartex" xmlns:cx7="http://schemas.microsoft.com/office/drawing/2016/5/13/chartex" xmlns:cx8="http://schemas.microsoft.com/office/drawing/2016/5/14/chartex" xmlns:mc="http://schemas.openxmlformats.org/markup-compatibility/2006" xmlns:aink="http://schemas.microsoft.com/office/drawing/2016/ink" xmlns:am3d="http://schemas.microsoft.com/office/drawing/2017/model3d" xmlns:o="urn:schemas-microsoft-com:office:office" xmlns:oel="http://schemas.microsoft.com/office/2019/extlst" xmlns:r="http://schemas.openxmlformats.org/officeDocument/2006/relationships" xmlns:m="http://schemas.openxmlformats.org/officeDocument/2006/math" xmlns:v="urn:schemas-microsoft-com:vml" xmlns:wp14="http://schemas.microsoft.com/office/word/2010/wordprocessingDrawing" xmlns:wp="http://schemas.openxmlformats.org/drawingml/2006/wordprocessingDrawing" xmlns:w10="urn:schemas-microsoft-com:office:word" xmlns:w="http://schemas.openxmlformats.org/wordprocessingml/2006/main" xmlns:w14="http://schemas.microsoft.com/office/word/2010/wordml" xmlns:w15="http://schemas.microsoft.com/office/word/2012/wordml" xmlns:w16cex="http://schemas.microsoft.com/office/word/2018/wordml/cex" xmlns:w16cid="http://schemas.microsoft.com/office/word/2016/wordml/cid" xmlns:w16="http://schemas.microsoft.com/office/word/2018/wordml" xmlns:w16du="http://schemas.microsoft.com/office/word/2023/wordml/word16du" xmlns:w16sdtdh="http://schemas.microsoft.com/office/word/2020/wordml/sdtdatahash" xmlns:w16sdtfl="http://schemas.microsoft.com/office/word/2024/wordml/sdtformatlock" xmlns:w16se="http://schemas.microsoft.com/office/word/2015/wordml/symex" xmlns:wpg="http://schemas.microsoft.com/office/word/2010/wordprocessingGroup" xmlns:wpi="http://schemas.microsoft.com/office/word/2010/wordprocessingInk" xmlns:wne="http://schemas.microsoft.com/office/word/2006/wordml" xmlns:wps="http://schemas.microsoft.com/office/word/2010/wordprocessingShape" mc:Ignorable="w14 w15 w16se w16cid w16 w16cex w16sdtdh w16sdtfl w16du wp14">
   <w:body>
     <w:p>
       <w:pPr>
@@ -354,8 +354,8 @@
         </w:rPr>
         <w:t xml:space="preserve">1211 </w:t>
       </w:r>
-      <w:smartTag w:uri="urn:schemas-microsoft-com:office:smarttags" w:element="City">
-        <w:smartTag w:uri="urn:schemas-microsoft-com:office:smarttags" w:element="place">
+      <w:smartTag w:uri="urn:schemas-microsoft-com:office:smarttags" w:element="place">
+        <w:smartTag w:uri="urn:schemas-microsoft-com:office:smarttags" w:element="City">
           <w:r>
             <w:rPr>
               <w:rFonts w:ascii="Times New Roman" w:hAnsi="Times New Roman"/>
@@ -707,27 +707,7 @@
           <w:b/>
           <w:sz w:val="24"/>
         </w:rPr>
-        <w:t>&lt;&lt;applicantStreet1&gt;&gt;</w:t>
-      </w:r>
-    </w:p>
-    <w:p>
-      <w:pPr>
-        <w:widowControl/>
-        <w:spacing w:line="360" w:lineRule="auto"/>
-        <w:ind w:left="720" w:firstLine="720"/>
-        <w:rPr>
-          <w:rFonts w:ascii="Times New Roman" w:hAnsi="Times New Roman"/>
-          <w:b/>
-          <w:sz w:val="24"/>
-        </w:rPr>
-      </w:pPr>
-      <w:r>
-        <w:rPr>
-          <w:rFonts w:ascii="Times New Roman" w:hAnsi="Times New Roman"/>
-          <w:b/>
-          <w:sz w:val="24"/>
-        </w:rPr>
-        <w:t>&lt;&lt;applicantStreet2&gt;&gt;</w:t>
+        <w:t>&lt;&lt;applicantStreet&gt;&gt;</w:t>
       </w:r>
     </w:p>
     <w:p>
@@ -1544,7 +1524,7 @@
 </file>
 
 <file path=word/endnotes.xml><?xml version="1.0" encoding="utf-8"?>
-<w:endnotes xmlns:wpc="http://schemas.microsoft.com/office/word/2010/wordprocessingCanvas" xmlns:cx="http://schemas.microsoft.com/office/drawing/2014/chartex" xmlns:cx1="http://schemas.microsoft.com/office/drawing/2015/9/8/chartex" xmlns:cx2="http://schemas.microsoft.com/office/drawing/2015/10/21/chartex" xmlns:cx3="http://schemas.microsoft.com/office/drawing/2016/5/9/chartex" xmlns:cx4="http://schemas.microsoft.com/office/drawing/2016/5/10/chartex" xmlns:cx5="http://schemas.microsoft.com/office/drawing/2016/5/11/chartex" xmlns:cx6="http://schemas.microsoft.com/office/drawing/2016/5/12/chartex" xmlns:cx7="http://schemas.microsoft.com/office/drawing/2016/5/13/chartex" xmlns:cx8="http://schemas.microsoft.com/office/drawing/2016/5/14/chartex" xmlns:mc="http://schemas.openxmlformats.org/markup-compatibility/2006" xmlns:aink="http://schemas.microsoft.com/office/drawing/2016/ink" xmlns:am3d="http://schemas.microsoft.com/office/drawing/2017/model3d" xmlns:o="urn:schemas-microsoft-com:office:office" xmlns:oel="http://schemas.microsoft.com/office/2019/extlst" xmlns:r="http://schemas.openxmlformats.org/officeDocument/2006/relationships" xmlns:m="http://schemas.openxmlformats.org/officeDocument/2006/math" xmlns:v="urn:schemas-microsoft-com:vml" xmlns:wp14="http://schemas.microsoft.com/office/word/2010/wordprocessingDrawing" xmlns:wp="http://schemas.openxmlformats.org/drawingml/2006/wordprocessingDrawing" xmlns:w10="urn:schemas-microsoft-com:office:word" xmlns:w="http://schemas.openxmlformats.org/wordprocessingml/2006/main" xmlns:w14="http://schemas.microsoft.com/office/word/2010/wordml" xmlns:w15="http://schemas.microsoft.com/office/word/2012/wordml" xmlns:w16cex="http://schemas.microsoft.com/office/word/2018/wordml/cex" xmlns:w16cid="http://schemas.microsoft.com/office/word/2016/wordml/cid" xmlns:w16="http://schemas.microsoft.com/office/word/2018/wordml" xmlns:w16sdtdh="http://schemas.microsoft.com/office/word/2020/wordml/sdtdatahash" xmlns:w16se="http://schemas.microsoft.com/office/word/2015/wordml/symex" xmlns:wpg="http://schemas.microsoft.com/office/word/2010/wordprocessingGroup" xmlns:wpi="http://schemas.microsoft.com/office/word/2010/wordprocessingInk" xmlns:wne="http://schemas.microsoft.com/office/word/2006/wordml" xmlns:wps="http://schemas.microsoft.com/office/word/2010/wordprocessingShape" mc:Ignorable="w14 w15 w16se w16cid w16 w16cex w16sdtdh wp14">
+<w:endnotes xmlns:wpc="http://schemas.microsoft.com/office/word/2010/wordprocessingCanvas" xmlns:cx="http://schemas.microsoft.com/office/drawing/2014/chartex" xmlns:cx1="http://schemas.microsoft.com/office/drawing/2015/9/8/chartex" xmlns:cx2="http://schemas.microsoft.com/office/drawing/2015/10/21/chartex" xmlns:cx3="http://schemas.microsoft.com/office/drawing/2016/5/9/chartex" xmlns:cx4="http://schemas.microsoft.com/office/drawing/2016/5/10/chartex" xmlns:cx5="http://schemas.microsoft.com/office/drawing/2016/5/11/chartex" xmlns:cx6="http://schemas.microsoft.com/office/drawing/2016/5/12/chartex" xmlns:cx7="http://schemas.microsoft.com/office/drawing/2016/5/13/chartex" xmlns:cx8="http://schemas.microsoft.com/office/drawing/2016/5/14/chartex" xmlns:mc="http://schemas.openxmlformats.org/markup-compatibility/2006" xmlns:aink="http://schemas.microsoft.com/office/drawing/2016/ink" xmlns:am3d="http://schemas.microsoft.com/office/drawing/2017/model3d" xmlns:o="urn:schemas-microsoft-com:office:office" xmlns:oel="http://schemas.microsoft.com/office/2019/extlst" xmlns:r="http://schemas.openxmlformats.org/officeDocument/2006/relationships" xmlns:m="http://schemas.openxmlformats.org/officeDocument/2006/math" xmlns:v="urn:schemas-microsoft-com:vml" xmlns:wp14="http://schemas.microsoft.com/office/word/2010/wordprocessingDrawing" xmlns:wp="http://schemas.openxmlformats.org/drawingml/2006/wordprocessingDrawing" xmlns:w10="urn:schemas-microsoft-com:office:word" xmlns:w="http://schemas.openxmlformats.org/wordprocessingml/2006/main" xmlns:w14="http://schemas.microsoft.com/office/word/2010/wordml" xmlns:w15="http://schemas.microsoft.com/office/word/2012/wordml" xmlns:w16cex="http://schemas.microsoft.com/office/word/2018/wordml/cex" xmlns:w16cid="http://schemas.microsoft.com/office/word/2016/wordml/cid" xmlns:w16="http://schemas.microsoft.com/office/word/2018/wordml" xmlns:w16du="http://schemas.microsoft.com/office/word/2023/wordml/word16du" xmlns:w16sdtdh="http://schemas.microsoft.com/office/word/2020/wordml/sdtdatahash" xmlns:w16sdtfl="http://schemas.microsoft.com/office/word/2024/wordml/sdtformatlock" xmlns:w16se="http://schemas.microsoft.com/office/word/2015/wordml/symex" xmlns:wpg="http://schemas.microsoft.com/office/word/2010/wordprocessingGroup" xmlns:wpi="http://schemas.microsoft.com/office/word/2010/wordprocessingInk" xmlns:wne="http://schemas.microsoft.com/office/word/2006/wordml" xmlns:wps="http://schemas.microsoft.com/office/word/2010/wordprocessingShape" mc:Ignorable="w14 w15 w16se w16cid w16 w16cex w16sdtdh w16sdtfl w16du wp14">
   <w:endnote w:type="separator" w:id="-1">
     <w:p>
       <w:r>
@@ -1563,7 +1543,7 @@
 </file>
 
 <file path=word/footnotes.xml><?xml version="1.0" encoding="utf-8"?>
-<w:footnotes xmlns:wpc="http://schemas.microsoft.com/office/word/2010/wordprocessingCanvas" xmlns:cx="http://schemas.microsoft.com/office/drawing/2014/chartex" xmlns:cx1="http://schemas.microsoft.com/office/drawing/2015/9/8/chartex" xmlns:cx2="http://schemas.microsoft.com/office/drawing/2015/10/21/chartex" xmlns:cx3="http://schemas.microsoft.com/office/drawing/2016/5/9/chartex" xmlns:cx4="http://schemas.microsoft.com/office/drawing/2016/5/10/chartex" xmlns:cx5="http://schemas.microsoft.com/office/drawing/2016/5/11/chartex" xmlns:cx6="http://schemas.microsoft.com/office/drawing/2016/5/12/chartex" xmlns:cx7="http://schemas.microsoft.com/office/drawing/2016/5/13/chartex" xmlns:cx8="http://schemas.microsoft.com/office/drawing/2016/5/14/chartex" xmlns:mc="http://schemas.openxmlformats.org/markup-compatibility/2006" xmlns:aink="http://schemas.microsoft.com/office/drawing/2016/ink" xmlns:am3d="http://schemas.microsoft.com/office/drawing/2017/model3d" xmlns:o="urn:schemas-microsoft-com:office:office" xmlns:oel="http://schemas.microsoft.com/office/2019/extlst" xmlns:r="http://schemas.openxmlformats.org/officeDocument/2006/relationships" xmlns:m="http://schemas.openxmlformats.org/officeDocument/2006/math" xmlns:v="urn:schemas-microsoft-com:vml" xmlns:wp14="http://schemas.microsoft.com/office/word/2010/wordprocessingDrawing" xmlns:wp="http://schemas.openxmlformats.org/drawingml/2006/wordprocessingDrawing" xmlns:w10="urn:schemas-microsoft-com:office:word" xmlns:w="http://schemas.openxmlformats.org/wordprocessingml/2006/main" xmlns:w14="http://schemas.microsoft.com/office/word/2010/wordml" xmlns:w15="http://schemas.microsoft.com/office/word/2012/wordml" xmlns:w16cex="http://schemas.microsoft.com/office/word/2018/wordml/cex" xmlns:w16cid="http://schemas.microsoft.com/office/word/2016/wordml/cid" xmlns:w16="http://schemas.microsoft.com/office/word/2018/wordml" xmlns:w16sdtdh="http://schemas.microsoft.com/office/word/2020/wordml/sdtdatahash" xmlns:w16se="http://schemas.microsoft.com/office/word/2015/wordml/symex" xmlns:wpg="http://schemas.microsoft.com/office/word/2010/wordprocessingGroup" xmlns:wpi="http://schemas.microsoft.com/office/word/2010/wordprocessingInk" xmlns:wne="http://schemas.microsoft.com/office/word/2006/wordml" xmlns:wps="http://schemas.microsoft.com/office/word/2010/wordprocessingShape" mc:Ignorable="w14 w15 w16se w16cid w16 w16cex w16sdtdh wp14">
+<w:footnotes xmlns:wpc="http://schemas.microsoft.com/office/word/2010/wordprocessingCanvas" xmlns:cx="http://schemas.microsoft.com/office/drawing/2014/chartex" xmlns:cx1="http://schemas.microsoft.com/office/drawing/2015/9/8/chartex" xmlns:cx2="http://schemas.microsoft.com/office/drawing/2015/10/21/chartex" xmlns:cx3="http://schemas.microsoft.com/office/drawing/2016/5/9/chartex" xmlns:cx4="http://schemas.microsoft.com/office/drawing/2016/5/10/chartex" xmlns:cx5="http://schemas.microsoft.com/office/drawing/2016/5/11/chartex" xmlns:cx6="http://schemas.microsoft.com/office/drawing/2016/5/12/chartex" xmlns:cx7="http://schemas.microsoft.com/office/drawing/2016/5/13/chartex" xmlns:cx8="http://schemas.microsoft.com/office/drawing/2016/5/14/chartex" xmlns:mc="http://schemas.openxmlformats.org/markup-compatibility/2006" xmlns:aink="http://schemas.microsoft.com/office/drawing/2016/ink" xmlns:am3d="http://schemas.microsoft.com/office/drawing/2017/model3d" xmlns:o="urn:schemas-microsoft-com:office:office" xmlns:oel="http://schemas.microsoft.com/office/2019/extlst" xmlns:r="http://schemas.openxmlformats.org/officeDocument/2006/relationships" xmlns:m="http://schemas.openxmlformats.org/officeDocument/2006/math" xmlns:v="urn:schemas-microsoft-com:vml" xmlns:wp14="http://schemas.microsoft.com/office/word/2010/wordprocessingDrawing" xmlns:wp="http://schemas.openxmlformats.org/drawingml/2006/wordprocessingDrawing" xmlns:w10="urn:schemas-microsoft-com:office:word" xmlns:w="http://schemas.openxmlformats.org/wordprocessingml/2006/main" xmlns:w14="http://schemas.microsoft.com/office/word/2010/wordml" xmlns:w15="http://schemas.microsoft.com/office/word/2012/wordml" xmlns:w16cex="http://schemas.microsoft.com/office/word/2018/wordml/cex" xmlns:w16cid="http://schemas.microsoft.com/office/word/2016/wordml/cid" xmlns:w16="http://schemas.microsoft.com/office/word/2018/wordml" xmlns:w16du="http://schemas.microsoft.com/office/word/2023/wordml/word16du" xmlns:w16sdtdh="http://schemas.microsoft.com/office/word/2020/wordml/sdtdatahash" xmlns:w16sdtfl="http://schemas.microsoft.com/office/word/2024/wordml/sdtformatlock" xmlns:w16se="http://schemas.microsoft.com/office/word/2015/wordml/symex" xmlns:wpg="http://schemas.microsoft.com/office/word/2010/wordprocessingGroup" xmlns:wpi="http://schemas.microsoft.com/office/word/2010/wordprocessingInk" xmlns:wne="http://schemas.microsoft.com/office/word/2006/wordml" xmlns:wps="http://schemas.microsoft.com/office/word/2010/wordprocessingShape" mc:Ignorable="w14 w15 w16se w16cid w16 w16cex w16sdtdh w16sdtfl w16du wp14">
   <w:footnote w:type="separator" w:id="-1">
     <w:p>
       <w:r>
@@ -1582,7 +1562,7 @@
 </file>
 
 <file path=word/header1.xml><?xml version="1.0" encoding="utf-8"?>
-<w:hdr xmlns:wpc="http://schemas.microsoft.com/office/word/2010/wordprocessingCanvas" xmlns:cx="http://schemas.microsoft.com/office/drawing/2014/chartex" xmlns:cx1="http://schemas.microsoft.com/office/drawing/2015/9/8/chartex" xmlns:cx2="http://schemas.microsoft.com/office/drawing/2015/10/21/chartex" xmlns:cx3="http://schemas.microsoft.com/office/drawing/2016/5/9/chartex" xmlns:cx4="http://schemas.microsoft.com/office/drawing/2016/5/10/chartex" xmlns:cx5="http://schemas.microsoft.com/office/drawing/2016/5/11/chartex" xmlns:cx6="http://schemas.microsoft.com/office/drawing/2016/5/12/chartex" xmlns:cx7="http://schemas.microsoft.com/office/drawing/2016/5/13/chartex" xmlns:cx8="http://schemas.microsoft.com/office/drawing/2016/5/14/chartex" xmlns:mc="http://schemas.openxmlformats.org/markup-compatibility/2006" xmlns:aink="http://schemas.microsoft.com/office/drawing/2016/ink" xmlns:am3d="http://schemas.microsoft.com/office/drawing/2017/model3d" xmlns:o="urn:schemas-microsoft-com:office:office" xmlns:oel="http://schemas.microsoft.com/office/2019/extlst" xmlns:r="http://schemas.openxmlformats.org/officeDocument/2006/relationships" xmlns:m="http://schemas.openxmlformats.org/officeDocument/2006/math" xmlns:v="urn:schemas-microsoft-com:vml" xmlns:wp14="http://schemas.microsoft.com/office/word/2010/wordprocessingDrawing" xmlns:wp="http://schemas.openxmlformats.org/drawingml/2006/wordprocessingDrawing" xmlns:w10="urn:schemas-microsoft-com:office:word" xmlns:w="http://schemas.openxmlformats.org/wordprocessingml/2006/main" xmlns:w14="http://schemas.microsoft.com/office/word/2010/wordml" xmlns:w15="http://schemas.microsoft.com/office/word/2012/wordml" xmlns:w16cex="http://schemas.microsoft.com/office/word/2018/wordml/cex" xmlns:w16cid="http://schemas.microsoft.com/office/word/2016/wordml/cid" xmlns:w16="http://schemas.microsoft.com/office/word/2018/wordml" xmlns:w16sdtdh="http://schemas.microsoft.com/office/word/2020/wordml/sdtdatahash" xmlns:w16se="http://schemas.microsoft.com/office/word/2015/wordml/symex" xmlns:wpg="http://schemas.microsoft.com/office/word/2010/wordprocessingGroup" xmlns:wpi="http://schemas.microsoft.com/office/word/2010/wordprocessingInk" xmlns:wne="http://schemas.microsoft.com/office/word/2006/wordml" xmlns:wps="http://schemas.microsoft.com/office/word/2010/wordprocessingShape" mc:Ignorable="w14 w15 w16se w16cid w16 w16cex w16sdtdh wp14">
+<w:hdr xmlns:wpc="http://schemas.microsoft.com/office/word/2010/wordprocessingCanvas" xmlns:cx="http://schemas.microsoft.com/office/drawing/2014/chartex" xmlns:cx1="http://schemas.microsoft.com/office/drawing/2015/9/8/chartex" xmlns:cx2="http://schemas.microsoft.com/office/drawing/2015/10/21/chartex" xmlns:cx3="http://schemas.microsoft.com/office/drawing/2016/5/9/chartex" xmlns:cx4="http://schemas.microsoft.com/office/drawing/2016/5/10/chartex" xmlns:cx5="http://schemas.microsoft.com/office/drawing/2016/5/11/chartex" xmlns:cx6="http://schemas.microsoft.com/office/drawing/2016/5/12/chartex" xmlns:cx7="http://schemas.microsoft.com/office/drawing/2016/5/13/chartex" xmlns:cx8="http://schemas.microsoft.com/office/drawing/2016/5/14/chartex" xmlns:mc="http://schemas.openxmlformats.org/markup-compatibility/2006" xmlns:aink="http://schemas.microsoft.com/office/drawing/2016/ink" xmlns:am3d="http://schemas.microsoft.com/office/drawing/2017/model3d" xmlns:o="urn:schemas-microsoft-com:office:office" xmlns:oel="http://schemas.microsoft.com/office/2019/extlst" xmlns:r="http://schemas.openxmlformats.org/officeDocument/2006/relationships" xmlns:m="http://schemas.openxmlformats.org/officeDocument/2006/math" xmlns:v="urn:schemas-microsoft-com:vml" xmlns:wp14="http://schemas.microsoft.com/office/word/2010/wordprocessingDrawing" xmlns:wp="http://schemas.openxmlformats.org/drawingml/2006/wordprocessingDrawing" xmlns:w10="urn:schemas-microsoft-com:office:word" xmlns:w="http://schemas.openxmlformats.org/wordprocessingml/2006/main" xmlns:w14="http://schemas.microsoft.com/office/word/2010/wordml" xmlns:w15="http://schemas.microsoft.com/office/word/2012/wordml" xmlns:w16cex="http://schemas.microsoft.com/office/word/2018/wordml/cex" xmlns:w16cid="http://schemas.microsoft.com/office/word/2016/wordml/cid" xmlns:w16="http://schemas.microsoft.com/office/word/2018/wordml" xmlns:w16du="http://schemas.microsoft.com/office/word/2023/wordml/word16du" xmlns:w16sdtdh="http://schemas.microsoft.com/office/word/2020/wordml/sdtdatahash" xmlns:w16sdtfl="http://schemas.microsoft.com/office/word/2024/wordml/sdtformatlock" xmlns:w16se="http://schemas.microsoft.com/office/word/2015/wordml/symex" xmlns:wpg="http://schemas.microsoft.com/office/word/2010/wordprocessingGroup" xmlns:wpi="http://schemas.microsoft.com/office/word/2010/wordprocessingInk" xmlns:wne="http://schemas.microsoft.com/office/word/2006/wordml" xmlns:wps="http://schemas.microsoft.com/office/word/2010/wordprocessingShape" mc:Ignorable="w14 w15 w16se w16cid w16 w16cex w16sdtdh w16sdtfl w16du wp14">
   <w:p>
     <w:pPr>
       <w:widowControl/>
@@ -1995,7 +1975,7 @@
         </mc:Choice>
         <mc:Fallback>
           <w:pict>
-            <v:line w14:anchorId="7E266479" id="Straight Connector 1" o:spid="_x0000_s1026" style="position:absolute;z-index:251659264;visibility:visible;mso-wrap-style:square;mso-wrap-distance-left:9pt;mso-wrap-distance-top:0;mso-wrap-distance-right:9pt;mso-wrap-distance-bottom:0;mso-position-horizontal:absolute;mso-position-horizontal-relative:text;mso-position-vertical:absolute;mso-position-vertical-relative:text" from="0,3.6pt" to="436.5pt,3.6pt" o:gfxdata="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" strokecolor="black [3040]"/>
+            <v:line w14:anchorId="27BC6391" id="Straight Connector 1" o:spid="_x0000_s1026" style="position:absolute;z-index:251659264;visibility:visible;mso-wrap-style:square;mso-wrap-distance-left:9pt;mso-wrap-distance-top:0;mso-wrap-distance-right:9pt;mso-wrap-distance-bottom:0;mso-position-horizontal:absolute;mso-position-horizontal-relative:text;mso-position-vertical:absolute;mso-position-vertical-relative:text" from="0,3.6pt" to="436.5pt,3.6pt" o:gfxdata="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" strokecolor="black [3040]"/>
           </w:pict>
         </mc:Fallback>
       </mc:AlternateContent>
@@ -2020,7 +2000,7 @@
 </file>
 
 <file path=word/styles.xml><?xml version="1.0" encoding="utf-8"?>
-<w:styles xmlns:mc="http://schemas.openxmlformats.org/markup-compatibility/2006" xmlns:r="http://schemas.openxmlformats.org/officeDocument/2006/relationships" xmlns:w="http://schemas.openxmlformats.org/wordprocessingml/2006/main" xmlns:w14="http://schemas.microsoft.com/office/word/2010/wordml" xmlns:w15="http://schemas.microsoft.com/office/word/2012/wordml" xmlns:w16cex="http://schemas.microsoft.com/office/word/2018/wordml/cex" xmlns:w16cid="http://schemas.microsoft.com/office/word/2016/wordml/cid" xmlns:w16="http://schemas.microsoft.com/office/word/2018/wordml" xmlns:w16sdtdh="http://schemas.microsoft.com/office/word/2020/wordml/sdtdatahash" xmlns:w16se="http://schemas.microsoft.com/office/word/2015/wordml/symex" mc:Ignorable="w14 w15 w16se w16cid w16 w16cex w16sdtdh">
+<w:styles xmlns:mc="http://schemas.openxmlformats.org/markup-compatibility/2006" xmlns:r="http://schemas.openxmlformats.org/officeDocument/2006/relationships" xmlns:w="http://schemas.openxmlformats.org/wordprocessingml/2006/main" xmlns:w14="http://schemas.microsoft.com/office/word/2010/wordml" xmlns:w15="http://schemas.microsoft.com/office/word/2012/wordml" xmlns:w16cex="http://schemas.microsoft.com/office/word/2018/wordml/cex" xmlns:w16cid="http://schemas.microsoft.com/office/word/2016/wordml/cid" xmlns:w16="http://schemas.microsoft.com/office/word/2018/wordml" xmlns:w16du="http://schemas.microsoft.com/office/word/2023/wordml/word16du" xmlns:w16sdtdh="http://schemas.microsoft.com/office/word/2020/wordml/sdtdatahash" xmlns:w16sdtfl="http://schemas.microsoft.com/office/word/2024/wordml/sdtformatlock" xmlns:w16se="http://schemas.microsoft.com/office/word/2015/wordml/symex" mc:Ignorable="w14 w15 w16se w16cid w16 w16cex w16sdtdh w16sdtfl w16du">
   <w:docDefaults>
     <w:rPrDefault>
       <w:rPr>
